--- a/app/templates/prada/ROJO.docx
+++ b/app/templates/prada/ROJO.docx
@@ -985,7 +985,7 @@
           <w:szCs w:val="22"/>
           <w:lang w:val="es-PE" w:eastAsia="es-PE" w:bidi="ar-SA"/>
         </w:rPr>
-        <w:t>LOS PROMITENTES COMPRADORES</w:t>
+        <w:t>«P_COMPRADOR»</w:t>
       </w:r>
       <w:r>
         <w:rPr>
@@ -1407,7 +1407,7 @@
           <w:szCs w:val="22"/>
           <w:lang w:val="es-PE" w:eastAsia="es-PE" w:bidi="ar-SA"/>
         </w:rPr>
-        <w:t>LOS PROMITENTES COMPRADORES</w:t>
+        <w:t>«P_COMPRADOR»</w:t>
       </w:r>
       <w:r>
         <w:rPr>
@@ -1431,7 +1431,20 @@
           <w:szCs w:val="22"/>
           <w:lang w:val="es-PE" w:eastAsia="es-PE" w:bidi="ar-SA"/>
         </w:rPr>
-        <w:t>0.45 % (CERO PUNTO CUARENTA Y CINCO POR CIENTO) DE ACCIONES Y DERECHOS</w:t>
+        <w:t>«PORCENTAJE» % («PORCENTAJE_TEXTO»)</w:t>
+      </w:r>
+      <w:r>
+        <w:rPr>
+          <w:rFonts w:ascii="Gadugi" w:eastAsia="Times New Roman" w:hAnsi="Gadugi" w:cs="Times New Roman"/>
+          <w:b/>
+          <w:bCs/>
+          <w:color w:val="auto"/>
+          <w:kern w:val="0"/>
+          <w:sz w:val="22"/>
+          <w:szCs w:val="22"/>
+          <w:lang w:val="es-PE" w:eastAsia="es-PE" w:bidi="ar-SA"/>
+        </w:rPr>
+        <w:t xml:space="preserve"> DE ACCIONES Y DERECHOS</w:t>
       </w:r>
       <w:r>
         <w:rPr>
@@ -1469,19 +1482,7 @@
           <w:szCs w:val="22"/>
           <w:lang w:val="es-PE" w:eastAsia="es-PE" w:bidi="ar-SA"/>
         </w:rPr>
-        <w:t xml:space="preserve">LAS PARTES DEJAN CONSTANCIA QUE DICHO PORCENTAJE DE ACCIONES Y DERECHOS CORRESPONDE, ÚNICAMENTE PARA EFECTOS DE FUTURA INDEPENDIZACIÓN Y LOTIZACIÓN INTERNA DEL PROYECTO DENOMINADO “PRADA RESIDENCIAL”, A UN </w:t>
-      </w:r>
-      <w:r>
-        <w:rPr>
-          <w:rFonts w:ascii="Gadugi" w:eastAsia="Times New Roman" w:hAnsi="Gadugi" w:cs="Times New Roman"/>
-          <w:color w:val="auto"/>
-          <w:kern w:val="0"/>
-          <w:sz w:val="22"/>
-          <w:szCs w:val="22"/>
-          <w:lang w:val="es-PE" w:eastAsia="es-PE" w:bidi="ar-SA"/>
-        </w:rPr>
-        <w:lastRenderedPageBreak/>
-        <w:t xml:space="preserve">ÁREA APROXIMADA DE </w:t>
+        <w:t xml:space="preserve">LAS PARTES DEJAN CONSTANCIA QUE DICHO PORCENTAJE DE ACCIONES Y DERECHOS CORRESPONDE, ÚNICAMENTE PARA EFECTOS DE FUTURA INDEPENDIZACIÓN Y LOTIZACIÓN INTERNA DEL PROYECTO DENOMINADO “PRADA RESIDENCIAL”, A UN ÁREA APROXIMADA DE </w:t>
       </w:r>
       <w:r>
         <w:rPr>
@@ -1647,6 +1648,7 @@
           <w:szCs w:val="22"/>
           <w:lang w:val="es-PE" w:eastAsia="es-PE" w:bidi="ar-SA"/>
         </w:rPr>
+        <w:lastRenderedPageBreak/>
         <w:t>ASIMISMO, LAS PARTES DEJAN EXPRESA CONSTANCIA QUE LA PRESENTE TRANSFERENCIA RECAE EXCLUSIVAMENTE SOBRE ACCIONES Y DERECHOS DEL PREDIO MATRIZ DE MAYOR EXTENSIÓN, CUYA ÁREA TOTAL ES DE 2.00 HECTÁREAS (20,000 M²), NO IMPLICANDO A LA FECHA INDEPENDIZACIÓN REGISTRAL NI TRANSFERENCIA DE UNIDAD INMOBILIARIA AUTÓNOMA.</w:t>
       </w:r>
     </w:p>
@@ -3899,7 +3901,6 @@
                 <w:sz w:val="20"/>
                 <w:szCs w:val="20"/>
               </w:rPr>
-              <w:lastRenderedPageBreak/>
               <w:t>19</w:t>
             </w:r>
           </w:p>
@@ -4078,6 +4079,7 @@
                 <w:sz w:val="20"/>
                 <w:szCs w:val="20"/>
               </w:rPr>
+              <w:lastRenderedPageBreak/>
               <w:t>21</w:t>
             </w:r>
           </w:p>
@@ -4998,7 +5000,6 @@
           <w:szCs w:val="22"/>
           <w:lang w:val="es-PE" w:eastAsia="es-PE" w:bidi="ar-SA"/>
         </w:rPr>
-        <w:lastRenderedPageBreak/>
         <w:t>ASIMISMO, SE OBLIGA AL SANEAMIENTO POR EVICCIÓN Y VICIOS OCULTOS CONFORME A LEY.</w:t>
       </w:r>
     </w:p>
@@ -5031,6 +5032,7 @@
           <w:szCs w:val="22"/>
           <w:lang w:val="es-PE" w:eastAsia="es-PE" w:bidi="ar-SA"/>
         </w:rPr>
+        <w:lastRenderedPageBreak/>
         <w:t>SÉTIMA.- OBLIGACIONES DE LA PROMITENTE VENDEDORA</w:t>
       </w:r>
       <w:r>
@@ -5224,7 +5226,7 @@
           <w:szCs w:val="22"/>
           <w:lang w:val="es-PE" w:eastAsia="es-PE" w:bidi="ar-SA"/>
         </w:rPr>
-        <w:t>LOS PROMITENTES COMPRADORES</w:t>
+        <w:t>«P_COMPRADOR»</w:t>
       </w:r>
       <w:r>
         <w:rPr>
@@ -5362,7 +5364,29 @@
           <w:szCs w:val="22"/>
           <w:lang w:val="es-PE" w:eastAsia="es-PE" w:bidi="ar-SA"/>
         </w:rPr>
-        <w:t xml:space="preserve">DEVOLVER A LOS PROMITENTES COMPRADORES LA TOTALIDAD DEL MONTO RECIBIDO; Y, </w:t>
+        <w:t xml:space="preserve">DEVOLVER A </w:t>
+      </w:r>
+      <w:r>
+        <w:rPr>
+          <w:rFonts w:ascii="Gadugi" w:eastAsia="Times New Roman" w:hAnsi="Gadugi" w:cs="Times New Roman"/>
+          <w:color w:val="auto"/>
+          <w:kern w:val="0"/>
+          <w:sz w:val="22"/>
+          <w:szCs w:val="22"/>
+          <w:lang w:val="es-PE" w:eastAsia="es-PE" w:bidi="ar-SA"/>
+        </w:rPr>
+        <w:t>«P_COMPRADOR»</w:t>
+      </w:r>
+      <w:r>
+        <w:rPr>
+          <w:rFonts w:ascii="Gadugi" w:eastAsia="Times New Roman" w:hAnsi="Gadugi" w:cs="Times New Roman"/>
+          <w:color w:val="auto"/>
+          <w:kern w:val="0"/>
+          <w:sz w:val="22"/>
+          <w:szCs w:val="22"/>
+          <w:lang w:val="es-PE" w:eastAsia="es-PE" w:bidi="ar-SA"/>
+        </w:rPr>
+        <w:t xml:space="preserve"> LA TOTALIDAD DEL MONTO RECIBIDO; Y, </w:t>
       </w:r>
     </w:p>
     <w:p>
@@ -5455,7 +5479,7 @@
           <w:szCs w:val="22"/>
           <w:lang w:val="es-PE" w:eastAsia="es-PE" w:bidi="ar-SA"/>
         </w:rPr>
-        <w:t>LOS PROMITENTES COMPRADORES</w:t>
+        <w:t>«P_COMPRADOR»</w:t>
       </w:r>
       <w:r>
         <w:rPr>
@@ -5634,7 +5658,29 @@
           <w:szCs w:val="22"/>
           <w:lang w:val="es-PE" w:eastAsia="es-PE" w:bidi="ar-SA"/>
         </w:rPr>
-        <w:t>TODOS LOS GASTOS NOTARIALES, REGISTRALES, TRIBUTOS Y DEMÁS CONCEPTOS QUE ORIGINE LA ELEVACIÓN A ESCRITURA PÚBLICA E INSCRIPCIÓN DE LA COMPRAVENTA DEFINITIVA SERÁN ASUMIDOS ÍNTEGRAMENTE POR LOS PROMITENTES COMPRADORES, SALVO AQUELLOS TRIBUTOS QUE POR MANDATO LEGAL CORRESPONDAN EXCLUSIVAMENTE AL VENDEDOR.</w:t>
+        <w:t xml:space="preserve">TODOS LOS GASTOS NOTARIALES, REGISTRALES, TRIBUTOS Y DEMÁS CONCEPTOS QUE ORIGINE LA ELEVACIÓN A ESCRITURA PÚBLICA E INSCRIPCIÓN DE LA COMPRAVENTA DEFINITIVA SERÁN ASUMIDOS ÍNTEGRAMENTE POR </w:t>
+      </w:r>
+      <w:r>
+        <w:rPr>
+          <w:rFonts w:ascii="Gadugi" w:eastAsia="Times New Roman" w:hAnsi="Gadugi" w:cs="Times New Roman"/>
+          <w:color w:val="auto"/>
+          <w:kern w:val="0"/>
+          <w:sz w:val="22"/>
+          <w:szCs w:val="22"/>
+          <w:lang w:val="es-PE" w:eastAsia="es-PE" w:bidi="ar-SA"/>
+        </w:rPr>
+        <w:t>«P_COMPRADOR»</w:t>
+      </w:r>
+      <w:r>
+        <w:rPr>
+          <w:rFonts w:ascii="Gadugi" w:eastAsia="Times New Roman" w:hAnsi="Gadugi" w:cs="Times New Roman"/>
+          <w:color w:val="auto"/>
+          <w:kern w:val="0"/>
+          <w:sz w:val="22"/>
+          <w:szCs w:val="22"/>
+          <w:lang w:val="es-PE" w:eastAsia="es-PE" w:bidi="ar-SA"/>
+        </w:rPr>
+        <w:t>, SALVO AQUELLOS TRIBUTOS QUE POR MANDATO LEGAL CORRESPONDAN EXCLUSIVAMENTE AL VENDEDOR.</w:t>
       </w:r>
     </w:p>
     <w:p>
@@ -5666,7 +5712,6 @@
           <w:szCs w:val="22"/>
           <w:lang w:val="es-PE" w:eastAsia="es-PE" w:bidi="ar-SA"/>
         </w:rPr>
-        <w:lastRenderedPageBreak/>
         <w:t>DÉCIMA PRIMERA.- JURISDICCIÓN Y DOMICILIO</w:t>
       </w:r>
       <w:r>
@@ -5707,6 +5752,7 @@
           <w:szCs w:val="22"/>
           <w:lang w:val="es-PE" w:eastAsia="es-PE" w:bidi="ar-SA"/>
         </w:rPr>
+        <w:lastRenderedPageBreak/>
         <w:t>PARA TODOS LOS EFECTOS DERIVADOS DEL PRESENTE CONTRATO, LAS PARTES SEÑALAN COMO SUS DOMICILIOS LOS INDICADOS EN LA INTRODUCCIÓN DEL PRESENTE DOCUMENTO, DONDE SERÁN VÁLIDAS TODAS LAS COMUNICACIONES Y NOTIFICACIONES CURSADAS.</w:t>
       </w:r>
     </w:p>
